--- a/print-design/dist/05-letterhead/word/LH-01.docx
+++ b/print-design/dist/05-letterhead/word/LH-01.docx
@@ -24,8 +24,8 @@
     <w:p>
       <w:pPr>
         <w:bidi/>
-        <w:spacing w:after="0" w:before="0" w:line="240"/>
-        <w:jc w:val="start"/>
+        <w:spacing w:after="120" w:before="0" w:line="360"/>
+        <w:jc w:val="both"/>
       </w:pPr>
       <w:r>
         <w:rPr>
@@ -846,6 +846,7 @@
     <w:pPrDefault>
       <w:pPr>
         <w:spacing w:after="120" w:line="360"/>
+        <w:jc w:val="both"/>
       </w:pPr>
     </w:pPrDefault>
   </w:docDefaults>

--- a/print-design/dist/05-letterhead/word/LH-01.docx
+++ b/print-design/dist/05-letterhead/word/LH-01.docx
@@ -47,6 +47,7 @@
       <w:pgMar w:top="2551" w:right="1247" w:bottom="1417" w:left="1247" w:header="737" w:footer="539" w:gutter="0"/>
       <w:pgNumType/>
       <w:titlePg/>
+      <w:bidi/>
       <w:docGrid w:linePitch="360"/>
     </w:sectPr>
   </w:body>
@@ -148,7 +149,7 @@
         <w:szCs w:val="15"/>
         <w:rtl/>
       </w:rPr>
-      <w:t xml:space="preserve">نشانی: تهران، خیابان استاد نجات الهی، خیابان استاد جعفر شهری (سپند سابق)، شماره ۱۶</w:t>
+      <w:t xml:space="preserve">نشانی: تهران، خیابان استاد نجات الهی، خیابان استاد جعفر شهری (سپند سابق)، شماره ۱۶</w:t>
     </w:r>
     <w:r>
       <w:rPr>
@@ -188,7 +189,7 @@
         <w:szCs w:val="15"/>
         <w:rtl/>
       </w:rPr>
-      <w:t xml:space="preserve">تلفن: [TODO]</w:t>
+      <w:t xml:space="preserve">تلفن: «TODO»</w:t>
     </w:r>
     <w:r>
       <w:rPr>
@@ -208,7 +209,7 @@
         <w:szCs w:val="15"/>
         <w:rtl/>
       </w:rPr>
-      <w:t xml:space="preserve">نمابر: [TODO]</w:t>
+      <w:t xml:space="preserve">نمابر: «TODO»</w:t>
     </w:r>
   </w:p>
   <w:p>
@@ -245,7 +246,7 @@
         <w:szCs w:val="15"/>
         <w:rtl w:val="false"/>
       </w:rPr>
-      <w:t xml:space="preserve">[TODO]@tafund.ir</w:t>
+      <w:t xml:space="preserve">«TODO»@tafund.ir</w:t>
     </w:r>
     <w:r>
       <w:rPr>
@@ -265,7 +266,7 @@
         <w:szCs w:val="15"/>
         <w:rtl/>
       </w:rPr>
-      <w:t xml:space="preserve">شماره ثبت: [TODO]</w:t>
+      <w:t xml:space="preserve">شماره ثبت: «TODO»</w:t>
     </w:r>
     <w:r>
       <w:rPr>
@@ -285,7 +286,7 @@
         <w:szCs w:val="15"/>
         <w:rtl/>
       </w:rPr>
-      <w:t xml:space="preserve">شناسه ملی: [TODO]</w:t>
+      <w:t xml:space="preserve">شناسه ملی: «TODO»</w:t>
     </w:r>
   </w:p>
 </w:ftr>
@@ -845,11 +846,61 @@
     </w:rPrDefault>
     <w:pPrDefault>
       <w:pPr>
+        <w:bidi/>
         <w:spacing w:after="120" w:line="360"/>
         <w:jc w:val="both"/>
       </w:pPr>
     </w:pPrDefault>
   </w:docDefaults>
+  <w:style w:type="paragraph" w:default="1" w:styleId="Normal">
+    <w:name w:val="Normal"/>
+    <w:qFormat/>
+    <w:pPr>
+      <w:bidi/>
+      <w:jc w:val="both"/>
+    </w:pPr>
+    <w:rPr>
+      <w:rtl/>
+    </w:rPr>
+  </w:style>
+  <w:style w:type="table" w:default="1" w:styleId="TableNormal">
+    <w:name w:val="Normal Table"/>
+    <w:uiPriority w:val="99"/>
+    <w:semiHidden/>
+    <w:unhideWhenUsed/>
+    <w:pPr>
+      <w:bidi/>
+    </w:pPr>
+    <w:tblPr>
+      <w:bidiVisual/>
+      <w:tblInd w:w="0" w:type="dxa"/>
+      <w:tblCellMar>
+        <w:top w:w="0" w:type="dxa"/>
+        <w:left w:w="108" w:type="dxa"/>
+        <w:bottom w:w="0" w:type="dxa"/>
+        <w:right w:w="108" w:type="dxa"/>
+      </w:tblCellMar>
+    </w:tblPr>
+  </w:style>
+  <w:style w:type="table" w:styleId="TableGrid">
+    <w:name w:val="Table Grid"/>
+    <w:basedOn w:val="TableNormal"/>
+    <w:uiPriority w:val="39"/>
+    <w:pPr>
+      <w:bidi/>
+    </w:pPr>
+    <w:tblPr>
+      <w:bidiVisual/>
+      <w:tblBorders>
+        <w:top w:val="single" w:sz="4" w:space="0" w:color="auto"/>
+        <w:left w:val="single" w:sz="4" w:space="0" w:color="auto"/>
+        <w:bottom w:val="single" w:sz="4" w:space="0" w:color="auto"/>
+        <w:right w:val="single" w:sz="4" w:space="0" w:color="auto"/>
+        <w:insideH w:val="single" w:sz="4" w:space="0" w:color="auto"/>
+        <w:insideV w:val="single" w:sz="4" w:space="0" w:color="auto"/>
+      </w:tblBorders>
+    </w:tblPr>
+  </w:style>
   <w:style w:type="paragraph" w:styleId="Title">
     <w:name w:val="Title"/>
     <w:basedOn w:val="Normal"/>
